--- a/teacher-tools/activity-guides/8-7-activity-teacher.docx
+++ b/teacher-tools/activity-guides/8-7-activity-teacher.docx
@@ -46,7 +46,7 @@
           <w:sz w:val="20"/>
           <w:szCs w:val="20"/>
         </w:rPr>
-        <w:t xml:space="preserve">Lesson 8-7 — Shape of Data Distributions  ·  6.SP.2</w:t>
+        <w:t xml:space="preserve">Lesson 8-7 — Shape of Data Distributions  ·  6.DS.3</w:t>
       </w:r>
     </w:p>
     <w:p>
@@ -117,7 +117,7 @@
           <w:sz w:val="22"/>
           <w:szCs w:val="22"/>
         </w:rPr>
-        <w:t xml:space="preserve">Display 1: A histogram of points-per-game has a few short bars stretching out to the high-scoring side, with a long tail of high values on the right. What shape is this distribution?</w:t>
+        <w:t xml:space="preserve">A histogram has a long tail of high values stretching to the right. What is its shape?</w:t>
       </w:r>
     </w:p>
     <w:p>
@@ -268,7 +268,7 @@
           <w:sz w:val="22"/>
           <w:szCs w:val="22"/>
         </w:rPr>
-        <w:t xml:space="preserve">Display 2: A dot plot of starting players' heights has one clear peak in the middle, with roughly even sides falling away from that peak. What shape best describes this distribution?</w:t>
+        <w:t xml:space="preserve">A dot plot has one peak in the middle and even sides. What shape is it?</w:t>
       </w:r>
     </w:p>
     <w:p>
@@ -680,7 +680,7 @@
           <w:sz w:val="22"/>
           <w:szCs w:val="22"/>
         </w:rPr>
-        <w:t xml:space="preserve">Display 5: A free-throw percentage histogram has most players clustered between 70% and 85%, a clear empty interval from 50% to 65%, and a few players down at 40%-50%. Which features are present, and what is the overall shape?</w:t>
+        <w:t xml:space="preserve">A histogram: most players are at 70-85%, a gap sits at 50-65%, and a few are at 40-50%. Name the shape and features.</w:t>
       </w:r>
     </w:p>
     <w:p>
